--- a/por/docx/017.content.docx
+++ b/por/docx/017.content.docx
@@ -432,18 +432,12 @@
           <w:lang w:val="pt_PT" w:bidi="pt_PT"/>
         </w:rPr>
       </w:r>
-      <w:hyperlink r:id="rId13">
-        <w:r>
-          <w:rPr>
-            <w:lang w:val="pt_PT" w:bidi="pt_PT"/>
-          </w:rPr>
-          <w:rPr>
-            <w:color w:val="0000EE"/>
-            <w:u w:val="single"/>
-          </w:rPr>
-          <w:t>Daniel 1.3–5</w:t>
-        </w:r>
-      </w:hyperlink>
+      <w:r>
+        <w:rPr>
+          <w:lang w:val="pt_PT" w:bidi="pt_PT"/>
+        </w:rPr>
+        <w:t>Daniel 1.3–5</w:t>
+      </w:r>
     </w:p>
     <w:p>
       <w:pPr>
@@ -721,18 +715,12 @@
           <w:lang w:val="pt_PT" w:bidi="pt_PT"/>
         </w:rPr>
       </w:r>
-      <w:hyperlink r:id="rId14">
-        <w:r>
-          <w:rPr>
-            <w:lang w:val="pt_PT" w:bidi="pt_PT"/>
-          </w:rPr>
-          <w:rPr>
-            <w:color w:val="0000EE"/>
-            <w:u w:val="single"/>
-          </w:rPr>
-          <w:t>Cânticos 1.5</w:t>
-        </w:r>
-      </w:hyperlink>
+      <w:r>
+        <w:rPr>
+          <w:lang w:val="pt_PT" w:bidi="pt_PT"/>
+        </w:rPr>
+        <w:t>Cânticos 1.5</w:t>
+      </w:r>
     </w:p>
     <w:p>
       <w:pPr>
@@ -1022,18 +1010,12 @@
           <w:lang w:val="pt_PT" w:bidi="pt_PT"/>
         </w:rPr>
       </w:r>
-      <w:hyperlink r:id="rId15">
-        <w:r>
-          <w:rPr>
-            <w:lang w:val="pt_PT" w:bidi="pt_PT"/>
-          </w:rPr>
-          <w:rPr>
-            <w:color w:val="0000EE"/>
-            <w:u w:val="single"/>
-          </w:rPr>
-          <w:t>1 Crônicas 6.72</w:t>
-        </w:r>
-      </w:hyperlink>
+      <w:r>
+        <w:rPr>
+          <w:lang w:val="pt_PT" w:bidi="pt_PT"/>
+        </w:rPr>
+        <w:t>1 Crônicas 6.72</w:t>
+      </w:r>
     </w:p>
     <w:p>
       <w:pPr>
@@ -1046,18 +1028,12 @@
           <w:lang w:val="pt_PT" w:bidi="pt_PT"/>
         </w:rPr>
       </w:r>
-      <w:hyperlink r:id="rId16">
-        <w:r>
-          <w:rPr>
-            <w:lang w:val="pt_PT" w:bidi="pt_PT"/>
-          </w:rPr>
-          <w:rPr>
-            <w:color w:val="0000EE"/>
-            <w:u w:val="single"/>
-          </w:rPr>
-          <w:t>Josué 19.37</w:t>
-        </w:r>
-      </w:hyperlink>
+      <w:r>
+        <w:rPr>
+          <w:lang w:val="pt_PT" w:bidi="pt_PT"/>
+        </w:rPr>
+        <w:t>Josué 19.37</w:t>
+      </w:r>
     </w:p>
     <w:p>
       <w:pPr>
@@ -1070,18 +1046,12 @@
           <w:lang w:val="pt_PT" w:bidi="pt_PT"/>
         </w:rPr>
       </w:r>
-      <w:hyperlink r:id="rId17">
-        <w:r>
-          <w:rPr>
-            <w:lang w:val="pt_PT" w:bidi="pt_PT"/>
-          </w:rPr>
-          <w:rPr>
-            <w:color w:val="0000EE"/>
-            <w:u w:val="single"/>
-          </w:rPr>
-          <w:t>Juízes 4.10</w:t>
-        </w:r>
-      </w:hyperlink>
+      <w:r>
+        <w:rPr>
+          <w:lang w:val="pt_PT" w:bidi="pt_PT"/>
+        </w:rPr>
+        <w:t>Juízes 4.10</w:t>
+      </w:r>
     </w:p>
     <w:p>
       <w:pPr>
@@ -1323,18 +1293,12 @@
           <w:lang w:val="pt_PT" w:bidi="pt_PT"/>
         </w:rPr>
       </w:r>
-      <w:hyperlink r:id="rId18">
-        <w:r>
-          <w:rPr>
-            <w:lang w:val="pt_PT" w:bidi="pt_PT"/>
-          </w:rPr>
-          <w:rPr>
-            <w:color w:val="0000EE"/>
-            <w:u w:val="single"/>
-          </w:rPr>
-          <w:t>Sofonias 2.5</w:t>
-        </w:r>
-      </w:hyperlink>
+      <w:r>
+        <w:rPr>
+          <w:lang w:val="pt_PT" w:bidi="pt_PT"/>
+        </w:rPr>
+        <w:t>Sofonias 2.5</w:t>
+      </w:r>
     </w:p>
     <w:p>
       <w:pPr>
@@ -1663,18 +1627,12 @@
           <w:lang w:val="pt_PT" w:bidi="pt_PT"/>
         </w:rPr>
       </w:r>
-      <w:hyperlink r:id="rId19">
-        <w:r>
-          <w:rPr>
-            <w:lang w:val="pt_PT" w:bidi="pt_PT"/>
-          </w:rPr>
-          <w:rPr>
-            <w:color w:val="0000EE"/>
-            <w:u w:val="single"/>
-          </w:rPr>
-          <w:t>1 Crônicas 13.6</w:t>
-        </w:r>
-      </w:hyperlink>
+      <w:r>
+        <w:rPr>
+          <w:lang w:val="pt_PT" w:bidi="pt_PT"/>
+        </w:rPr>
+        <w:t>1 Crônicas 13.6</w:t>
+      </w:r>
     </w:p>
     <w:p>
       <w:pPr>
@@ -1687,18 +1645,12 @@
           <w:lang w:val="pt_PT" w:bidi="pt_PT"/>
         </w:rPr>
       </w:r>
-      <w:hyperlink r:id="rId20">
-        <w:r>
-          <w:rPr>
-            <w:lang w:val="pt_PT" w:bidi="pt_PT"/>
-          </w:rPr>
-          <w:rPr>
-            <w:color w:val="0000EE"/>
-            <w:u w:val="single"/>
-          </w:rPr>
-          <w:t>1 Reis 6.23–26</w:t>
-        </w:r>
-      </w:hyperlink>
+      <w:r>
+        <w:rPr>
+          <w:lang w:val="pt_PT" w:bidi="pt_PT"/>
+        </w:rPr>
+        <w:t>1 Reis 6.23–26</w:t>
+      </w:r>
     </w:p>
     <w:p>
       <w:pPr>
@@ -1711,18 +1663,12 @@
           <w:lang w:val="pt_PT" w:bidi="pt_PT"/>
         </w:rPr>
       </w:r>
-      <w:hyperlink r:id="rId21">
-        <w:r>
-          <w:rPr>
-            <w:lang w:val="pt_PT" w:bidi="pt_PT"/>
-          </w:rPr>
-          <w:rPr>
-            <w:color w:val="0000EE"/>
-            <w:u w:val="single"/>
-          </w:rPr>
-          <w:t>Êxodo 25.15–18</w:t>
-        </w:r>
-      </w:hyperlink>
+      <w:r>
+        <w:rPr>
+          <w:lang w:val="pt_PT" w:bidi="pt_PT"/>
+        </w:rPr>
+        <w:t>Êxodo 25.15–18</w:t>
+      </w:r>
     </w:p>
     <w:p>
       <w:pPr>
@@ -1735,18 +1681,12 @@
           <w:lang w:val="pt_PT" w:bidi="pt_PT"/>
         </w:rPr>
       </w:r>
-      <w:hyperlink r:id="rId22">
-        <w:r>
-          <w:rPr>
-            <w:lang w:val="pt_PT" w:bidi="pt_PT"/>
-          </w:rPr>
-          <w:rPr>
-            <w:color w:val="0000EE"/>
-            <w:u w:val="single"/>
-          </w:rPr>
-          <w:t>Ezequiel 9.3</w:t>
-        </w:r>
-      </w:hyperlink>
+      <w:r>
+        <w:rPr>
+          <w:lang w:val="pt_PT" w:bidi="pt_PT"/>
+        </w:rPr>
+        <w:t>Ezequiel 9.3</w:t>
+      </w:r>
     </w:p>
     <w:p>
       <w:pPr>
@@ -1759,18 +1699,12 @@
           <w:lang w:val="pt_PT" w:bidi="pt_PT"/>
         </w:rPr>
       </w:r>
-      <w:hyperlink r:id="rId23">
-        <w:r>
-          <w:rPr>
-            <w:lang w:val="pt_PT" w:bidi="pt_PT"/>
-          </w:rPr>
-          <w:rPr>
-            <w:color w:val="0000EE"/>
-            <w:u w:val="single"/>
-          </w:rPr>
-          <w:t>Gênesis 3.22–24</w:t>
-        </w:r>
-      </w:hyperlink>
+      <w:r>
+        <w:rPr>
+          <w:lang w:val="pt_PT" w:bidi="pt_PT"/>
+        </w:rPr>
+        <w:t>Gênesis 3.22–24</w:t>
+      </w:r>
     </w:p>
     <w:p>
       <w:pPr>

--- a/por/docx/017.content.docx
+++ b/por/docx/017.content.docx
@@ -371,19 +371,7 @@
         <w:rPr>
           <w:lang w:val="pt_PT" w:bidi="pt_PT"/>
         </w:rPr>
-        <w:t xml:space="preserve">, </w:t>
-      </w:r>
-      <w:r>
-        <w:rPr>
-          <w:lang w:val="pt_PT" w:bidi="pt_PT"/>
-        </w:rPr>
-        <w:t>luz</w:t>
-      </w:r>
-      <w:r>
-        <w:rPr>
-          <w:lang w:val="pt_PT" w:bidi="pt_PT"/>
-        </w:rPr>
-        <w:t xml:space="preserve">, </w:t>
+        <w:t xml:space="preserve">, luz, </w:t>
       </w:r>
       <w:r>
         <w:rPr>
